--- a/程式守護工具使用說明書.docx
+++ b/程式守護工具使用說明書.docx
@@ -16,7 +16,51 @@
           <w:rFonts w:ascii="Google Sans" w:eastAsia="Google Sans" w:hAnsi="Google Sans" w:cs="Google Sans"/>
           <w:color w:val="1F1F1F"/>
         </w:rPr>
-        <w:t>🛡️ Restart on Crash - 軟體使用說明書</w:t>
+        <w:t xml:space="preserve">🛡️ </w:t>
+      </w:r>
+      <w:proofErr w:type="spellStart"/>
+      <w:r>
+        <w:rPr>
+          <w:rFonts w:ascii="Google Sans" w:eastAsia="Google Sans" w:hAnsi="Google Sans" w:cs="Google Sans"/>
+          <w:color w:val="1F1F1F"/>
+        </w:rPr>
+        <w:t>Monit</w:t>
+      </w:r>
+      <w:proofErr w:type="spellEnd"/>
+      <w:r>
+        <w:rPr>
+          <w:rFonts w:asciiTheme="minorEastAsia" w:hAnsiTheme="minorEastAsia" w:cs="Google Sans" w:hint="eastAsia"/>
+          <w:color w:val="1F1F1F"/>
+        </w:rPr>
+        <w:t xml:space="preserve"> </w:t>
+      </w:r>
+      <w:r>
+        <w:rPr>
+          <w:rFonts w:ascii="Google Sans" w:eastAsia="Google Sans" w:hAnsi="Google Sans" w:cs="Google Sans"/>
+          <w:color w:val="1F1F1F"/>
+        </w:rPr>
+        <w:t>And</w:t>
+      </w:r>
+      <w:r>
+        <w:rPr>
+          <w:rFonts w:asciiTheme="minorEastAsia" w:hAnsiTheme="minorEastAsia" w:cs="Google Sans" w:hint="eastAsia"/>
+          <w:color w:val="1F1F1F"/>
+        </w:rPr>
+        <w:t xml:space="preserve"> </w:t>
+      </w:r>
+      <w:r>
+        <w:rPr>
+          <w:rFonts w:ascii="Google Sans" w:eastAsia="Google Sans" w:hAnsi="Google Sans" w:cs="Google Sans"/>
+          <w:color w:val="1F1F1F"/>
+        </w:rPr>
+        <w:t>Restart</w:t>
+      </w:r>
+      <w:r>
+        <w:rPr>
+          <w:rFonts w:ascii="Google Sans" w:eastAsia="Google Sans" w:hAnsi="Google Sans" w:cs="Google Sans"/>
+          <w:color w:val="1F1F1F"/>
+        </w:rPr>
+        <w:t xml:space="preserve"> - 軟體使用說明書</w:t>
       </w:r>
     </w:p>
     <w:p>
@@ -51,6 +95,7 @@
           <w:color w:val="1F1F1F"/>
         </w:rPr>
       </w:pPr>
+      <w:proofErr w:type="spellStart"/>
       <w:r>
         <w:rPr>
           <w:rFonts w:ascii="Google Sans" w:eastAsia="Google Sans" w:hAnsi="Google Sans" w:cs="Google Sans"/>
@@ -58,19 +103,18 @@
           <w:bCs/>
           <w:color w:val="1F1F1F"/>
         </w:rPr>
-        <w:t>Restart on Crash (</w:t>
-      </w:r>
-      <w:proofErr w:type="spellStart"/>
-      <w:r>
-        <w:rPr>
-          <w:rFonts w:ascii="Google Sans" w:eastAsia="Google Sans" w:hAnsi="Google Sans" w:cs="Google Sans"/>
+        <w:t>Monit</w:t>
+      </w:r>
+      <w:proofErr w:type="spellEnd"/>
+      <w:r>
+        <w:rPr>
+          <w:rFonts w:asciiTheme="minorEastAsia" w:hAnsiTheme="minorEastAsia" w:cs="Google Sans" w:hint="eastAsia"/>
           <w:b/>
           <w:bCs/>
           <w:color w:val="1F1F1F"/>
         </w:rPr>
-        <w:t>RoC</w:t>
-      </w:r>
-      <w:proofErr w:type="spellEnd"/>
+        <w:t xml:space="preserve"> </w:t>
+      </w:r>
       <w:r>
         <w:rPr>
           <w:rFonts w:ascii="Google Sans" w:eastAsia="Google Sans" w:hAnsi="Google Sans" w:cs="Google Sans"/>
@@ -78,30 +122,16 @@
           <w:bCs/>
           <w:color w:val="1F1F1F"/>
         </w:rPr>
-        <w:t>)</w:t>
-      </w:r>
-      <w:r>
-        <w:rPr>
-          <w:rFonts w:ascii="Google Sans" w:eastAsia="Google Sans" w:hAnsi="Google Sans" w:cs="Google Sans"/>
-          <w:color w:val="1F1F1F"/>
-        </w:rPr>
-        <w:t xml:space="preserve"> 是一套專業級的 Windows 應用程式守護工具。它的主要功能是 24 小時監控您指定的應用程式（如伺服器服務、自動化腳本、背景工作等），當偵測到程式</w:t>
-      </w:r>
-      <w:r>
-        <w:rPr>
-          <w:rFonts w:ascii="Google Sans" w:eastAsia="Google Sans" w:hAnsi="Google Sans" w:cs="Google Sans"/>
+        <w:t>And</w:t>
+      </w:r>
+      <w:r>
+        <w:rPr>
+          <w:rFonts w:asciiTheme="minorEastAsia" w:hAnsiTheme="minorEastAsia" w:cs="Google Sans" w:hint="eastAsia"/>
           <w:b/>
           <w:bCs/>
           <w:color w:val="1F1F1F"/>
         </w:rPr>
-        <w:t>異常崩潰 (Crash)</w:t>
-      </w:r>
-      <w:r>
-        <w:rPr>
-          <w:rFonts w:ascii="Google Sans" w:eastAsia="Google Sans" w:hAnsi="Google Sans" w:cs="Google Sans"/>
-          <w:color w:val="1F1F1F"/>
-        </w:rPr>
-        <w:t>、</w:t>
+        <w:t xml:space="preserve"> </w:t>
       </w:r>
       <w:r>
         <w:rPr>
@@ -110,14 +140,14 @@
           <w:bCs/>
           <w:color w:val="1F1F1F"/>
         </w:rPr>
-        <w:t>意外關閉 (Missing)</w:t>
-      </w:r>
-      <w:r>
-        <w:rPr>
-          <w:rFonts w:ascii="Google Sans" w:eastAsia="Google Sans" w:hAnsi="Google Sans" w:cs="Google Sans"/>
-          <w:color w:val="1F1F1F"/>
-        </w:rPr>
-        <w:t xml:space="preserve"> 或</w:t>
+        <w:t>Restart</w:t>
+      </w:r>
+      <w:r>
+        <w:rPr>
+          <w:rFonts w:ascii="Google Sans" w:eastAsia="Google Sans" w:hAnsi="Google Sans" w:cs="Google Sans"/>
+          <w:color w:val="1F1F1F"/>
+        </w:rPr>
+        <w:t>是一套專業級的 Windows 應用程式守護工具。它的主要功能是 24 小時監控您指定的應用程式（如伺服器服務、自動化腳本、背景工作等），當偵測到程式</w:t>
       </w:r>
       <w:r>
         <w:rPr>
@@ -126,6 +156,38 @@
           <w:bCs/>
           <w:color w:val="1F1F1F"/>
         </w:rPr>
+        <w:t>異常崩潰 (Crash)</w:t>
+      </w:r>
+      <w:r>
+        <w:rPr>
+          <w:rFonts w:ascii="Google Sans" w:eastAsia="Google Sans" w:hAnsi="Google Sans" w:cs="Google Sans"/>
+          <w:color w:val="1F1F1F"/>
+        </w:rPr>
+        <w:t>、</w:t>
+      </w:r>
+      <w:r>
+        <w:rPr>
+          <w:rFonts w:ascii="Google Sans" w:eastAsia="Google Sans" w:hAnsi="Google Sans" w:cs="Google Sans"/>
+          <w:b/>
+          <w:bCs/>
+          <w:color w:val="1F1F1F"/>
+        </w:rPr>
+        <w:t>意外關閉 (Missing)</w:t>
+      </w:r>
+      <w:r>
+        <w:rPr>
+          <w:rFonts w:ascii="Google Sans" w:eastAsia="Google Sans" w:hAnsi="Google Sans" w:cs="Google Sans"/>
+          <w:color w:val="1F1F1F"/>
+        </w:rPr>
+        <w:t xml:space="preserve"> 或</w:t>
+      </w:r>
+      <w:r>
+        <w:rPr>
+          <w:rFonts w:ascii="Google Sans" w:eastAsia="Google Sans" w:hAnsi="Google Sans" w:cs="Google Sans"/>
+          <w:b/>
+          <w:bCs/>
+          <w:color w:val="1F1F1F"/>
+        </w:rPr>
         <w:t>無回應 (Hang/Not Responding)</w:t>
       </w:r>
       <w:r>
@@ -141,13 +203,13 @@
         <w:pStyle w:val="2"/>
         <w:spacing w:before="120" w:after="120" w:line="275" w:lineRule="auto"/>
         <w:rPr>
-          <w:rFonts w:ascii="Google Sans" w:hAnsi="Google Sans" w:cs="Google Sans"/>
+          <w:rFonts w:ascii="Google Sans" w:hAnsi="Google Sans" w:cs="Google Sans" w:hint="eastAsia"/>
           <w:color w:val="1F1F1F"/>
         </w:rPr>
       </w:pPr>
       <w:r>
         <w:pict w14:anchorId="6F0CF32B">
-          <v:rect id="_x0000_i1035" style="width:0;height:1.5pt" o:hralign="center" o:bullet="t" o:hrstd="t" o:hr="t" fillcolor="#a0a0a0" stroked="f"/>
+          <v:rect id="_x0000_i1026" style="width:0;height:1.5pt" o:hralign="center" o:bullet="t" o:hrstd="t" o:hr="t" fillcolor="#a0a0a0" stroked="f"/>
         </w:pict>
       </w:r>
       <w:r>
@@ -209,13 +271,7 @@
         </w:drawing>
       </w:r>
     </w:p>
-    <w:p>
-      <w:pPr>
-        <w:rPr>
-          <w:rFonts w:hint="eastAsia"/>
-        </w:rPr>
-      </w:pPr>
-    </w:p>
+    <w:p/>
     <w:p>
       <w:pPr>
         <w:pBdr>
@@ -283,14 +339,7 @@
           <w:rFonts w:ascii="Google Sans" w:eastAsia="Google Sans" w:hAnsi="Google Sans" w:cs="Google Sans"/>
           <w:color w:val="1F1F1F"/>
         </w:rPr>
-        <w:t>新增監控程式</w:t>
-      </w:r>
-      <w:r>
-        <w:rPr>
-          <w:rFonts w:ascii="Google Sans" w:eastAsia="Google Sans" w:hAnsi="Google Sans" w:cs="Google Sans"/>
-          <w:color w:val="1F1F1F"/>
-        </w:rPr>
-        <w:t>：新增一個需要監控的應用程式。</w:t>
+        <w:t>新增監控程式：新增一個需要監控的應用程式。</w:t>
       </w:r>
     </w:p>
     <w:p>
@@ -403,7 +452,7 @@
         <w:spacing w:after="120" w:line="275" w:lineRule="auto"/>
         <w:ind w:left="465"/>
         <w:rPr>
-          <w:rFonts w:ascii="Google Sans" w:hAnsi="Google Sans" w:cs="Google Sans"/>
+          <w:rFonts w:ascii="Google Sans" w:hAnsi="Google Sans" w:cs="Google Sans" w:hint="eastAsia"/>
           <w:b/>
           <w:bCs/>
           <w:color w:val="1F1F1F"/>
@@ -422,7 +471,7 @@
         <w:spacing w:after="120" w:line="275" w:lineRule="auto"/>
         <w:ind w:left="465"/>
         <w:rPr>
-          <w:rFonts w:ascii="Google Sans" w:hAnsi="Google Sans" w:cs="Google Sans"/>
+          <w:rFonts w:ascii="Google Sans" w:hAnsi="Google Sans" w:cs="Google Sans" w:hint="eastAsia"/>
           <w:b/>
           <w:bCs/>
           <w:color w:val="1F1F1F"/>
@@ -440,9 +489,6 @@
         </w:pBdr>
         <w:spacing w:after="120" w:line="275" w:lineRule="auto"/>
         <w:ind w:left="465"/>
-        <w:rPr>
-          <w:rFonts w:hint="eastAsia"/>
-        </w:rPr>
       </w:pPr>
     </w:p>
     <w:p>
@@ -930,14 +976,7 @@
           <w:rFonts w:ascii="Google Sans" w:eastAsia="Google Sans" w:hAnsi="Google Sans" w:cs="Google Sans"/>
           <w:color w:val="1F1F1F"/>
         </w:rPr>
-        <w:t>縮小到系統托盤</w:t>
-      </w:r>
-      <w:r>
-        <w:rPr>
-          <w:rFonts w:ascii="Google Sans" w:eastAsia="Google Sans" w:hAnsi="Google Sans" w:cs="Google Sans"/>
-          <w:color w:val="1F1F1F"/>
-        </w:rPr>
-        <w:t>：按下視窗右上角的「X」關閉時，程式不會退出，而是縮小到右下角系統托盤 (Tray Icon) 繼續背景監控。</w:t>
+        <w:t>縮小到系統托盤：按下視窗右上角的「X」關閉時，程式不會退出，而是縮小到右下角系統托盤 (Tray Icon) 繼續背景監控。</w:t>
       </w:r>
     </w:p>
     <w:p>
@@ -1322,9 +1361,6 @@
         </w:pBdr>
         <w:spacing w:after="120" w:line="275" w:lineRule="auto"/>
         <w:ind w:left="465"/>
-        <w:rPr>
-          <w:rFonts w:hint="eastAsia"/>
-        </w:rPr>
       </w:pPr>
     </w:p>
     <w:p>
@@ -4144,7 +4180,7 @@
 <w:numbering xmlns:wpc="http://schemas.microsoft.com/office/word/2010/wordprocessingCanvas" xmlns:cx="http://schemas.microsoft.com/office/drawing/2014/chartex" xmlns:cx1="http://schemas.microsoft.com/office/drawing/2015/9/8/chartex" xmlns:cx2="http://schemas.microsoft.com/office/drawing/2015/10/21/chartex" xmlns:cx3="http://schemas.microsoft.com/office/drawing/2016/5/9/chartex" xmlns:cx4="http://schemas.microsoft.com/office/drawing/2016/5/10/chartex" xmlns:cx5="http://schemas.microsoft.com/office/drawing/2016/5/11/chartex" xmlns:cx6="http://schemas.microsoft.com/office/drawing/2016/5/12/chartex" xmlns:cx7="http://schemas.microsoft.com/office/drawing/2016/5/13/chartex" xmlns:cx8="http://schemas.microsoft.com/office/drawing/2016/5/14/chartex" xmlns:mc="http://schemas.openxmlformats.org/markup-compatibility/2006" xmlns:aink="http://schemas.microsoft.com/office/drawing/2016/ink" xmlns:am3d="http://schemas.microsoft.com/office/drawing/2017/model3d" xmlns:o="urn:schemas-microsoft-com:office:office" xmlns:oel="http://schemas.microsoft.com/office/2019/extlst" xmlns:r="http://schemas.openxmlformats.org/officeDocument/2006/relationships" xmlns:m="http://schemas.openxmlformats.org/officeDocument/2006/math" xmlns:v="urn:schemas-microsoft-com:vml" xmlns:wp14="http://schemas.microsoft.com/office/word/2010/wordprocessingDrawing" xmlns:wp="http://schemas.openxmlformats.org/drawingml/2006/wordprocessingDrawing" xmlns:w10="urn:schemas-microsoft-com:office:word" xmlns:w="http://schemas.openxmlformats.org/wordprocessingml/2006/main" xmlns:w14="http://schemas.microsoft.com/office/word/2010/wordml" xmlns:w15="http://schemas.microsoft.com/office/word/2012/wordml" xmlns:w16cex="http://schemas.microsoft.com/office/word/2018/wordml/cex" xmlns:w16cid="http://schemas.microsoft.com/office/word/2016/wordml/cid" xmlns:w16="http://schemas.microsoft.com/office/word/2018/wordml" xmlns:w16sdtdh="http://schemas.microsoft.com/office/word/2020/wordml/sdtdatahash" xmlns:w16se="http://schemas.microsoft.com/office/word/2015/wordml/symex" xmlns:wpg="http://schemas.microsoft.com/office/word/2010/wordprocessingGroup" xmlns:wpi="http://schemas.microsoft.com/office/word/2010/wordprocessingInk" xmlns:wne="http://schemas.microsoft.com/office/word/2006/wordml" xmlns:wps="http://schemas.microsoft.com/office/word/2010/wordprocessingShape" mc:Ignorable="w14 w15 w16se w16cid w16 w16cex w16sdtdh wp14">
   <w:numPicBullet w:numPicBulletId="0">
     <w:pict>
-      <v:rect id="_x0000_i1036" style="width:0;height:1.5pt" o:hralign="center" o:bullet="t" o:hrstd="t" o:hr="t" fillcolor="#a0a0a0" stroked="f"/>
+      <v:rect id="_x0000_i1030" style="width:0;height:1.5pt" o:hralign="center" o:bullet="t" o:hrstd="t" o:hr="t" fillcolor="#a0a0a0" stroked="f"/>
     </w:pict>
   </w:numPicBullet>
   <w:abstractNum w:abstractNumId="0" w15:restartNumberingAfterBreak="0">

--- a/程式守護工具使用說明書.docx
+++ b/程式守護工具使用說明書.docx
@@ -235,7 +235,7 @@
           <w:noProof/>
         </w:rPr>
         <w:drawing>
-          <wp:inline distT="0" distB="0" distL="0" distR="0" wp14:anchorId="7E4CC923" wp14:editId="1C419AF2">
+          <wp:inline distT="0" distB="0" distL="0" distR="0" wp14:anchorId="4922AFB0" wp14:editId="0560496A">
             <wp:extent cx="5943600" cy="2971800"/>
             <wp:effectExtent l="0" t="0" r="0" b="0"/>
             <wp:docPr id="1" name="圖片 1"/>

--- a/程式守護工具使用說明書.docx
+++ b/程式守護工具使用說明書.docx
@@ -235,7 +235,7 @@
           <w:noProof/>
         </w:rPr>
         <w:drawing>
-          <wp:inline distT="0" distB="0" distL="0" distR="0" wp14:anchorId="4922AFB0" wp14:editId="0560496A">
+          <wp:inline distT="0" distB="0" distL="0" distR="0" wp14:anchorId="7E4CC923" wp14:editId="1C419AF2">
             <wp:extent cx="5943600" cy="2971800"/>
             <wp:effectExtent l="0" t="0" r="0" b="0"/>
             <wp:docPr id="1" name="圖片 1"/>
